--- a/Files/03 - Vayikra/07 - Achrei Mos/5784/Achrei Mos 5784.docx
+++ b/Files/03 - Vayikra/07 - Achrei Mos/5784/Achrei Mos 5784.docx
@@ -110,7 +110,7 @@
           <w:rFonts w:ascii="Times New Roman" w:hAnsi="Times New Roman" w:cs="Times New Roman"/>
           <w:rtl/>
         </w:rPr>
-        <w:t>״</w:t>
+        <w:t>"</w:t>
       </w:r>
       <w:r>
         <w:rPr>
@@ -712,7 +712,7 @@
           <w:rFonts w:ascii="Times New Roman" w:hAnsi="Times New Roman" w:cs="Times New Roman"/>
           <w:rtl/>
         </w:rPr>
-        <w:t>״</w:t>
+        <w:t>"</w:t>
       </w:r>
       <w:r>
         <w:rPr>
@@ -825,7 +825,7 @@
           <w:rFonts w:ascii="Times New Roman" w:hAnsi="Times New Roman" w:cs="Times New Roman"/>
           <w:rtl/>
         </w:rPr>
-        <w:t>״</w:t>
+        <w:t>"</w:t>
       </w:r>
       <w:r>
         <w:rPr>
@@ -1329,7 +1329,33 @@
         <w:rPr>
           <w:rFonts w:ascii="Times New Roman" w:hAnsi="Times New Roman" w:cs="Times New Roman"/>
         </w:rPr>
-        <w:t xml:space="preserve"> s</w:t>
+        <w:t xml:space="preserve"> </w:t>
+      </w:r>
+      <w:r>
+        <w:rPr>
+          <w:rFonts w:ascii="Times New Roman" w:hAnsi="Times New Roman" w:cs="Times New Roman"/>
+        </w:rPr>
+        <w:t>(</w:t>
+      </w:r>
+      <w:r>
+        <w:rPr>
+          <w:rFonts w:ascii="Times New Roman" w:hAnsi="Times New Roman" w:cs="Times New Roman"/>
+          <w:i/>
+          <w:iCs/>
+        </w:rPr>
+        <w:t>Rav Chaim Kanievsky on Chumash</w:t>
+      </w:r>
+      <w:r>
+        <w:rPr>
+          <w:rFonts w:ascii="Times New Roman" w:hAnsi="Times New Roman" w:cs="Times New Roman"/>
+        </w:rPr>
+        <w:t xml:space="preserve">. Permission granted by ArtScroll / Mesorah Publications) </w:t>
+      </w:r>
+      <w:r>
+        <w:rPr>
+          <w:rFonts w:ascii="Times New Roman" w:hAnsi="Times New Roman" w:cs="Times New Roman"/>
+        </w:rPr>
+        <w:t>s</w:t>
       </w:r>
       <w:r>
         <w:rPr>
